--- a/docs/planing/Planning-v0.1.docx
+++ b/docs/planing/Planning-v0.1.docx
@@ -54,7 +54,7 @@
           <w:noProof/>
         </w:rPr>
         <w:drawing>
-          <wp:inline distT="0" distB="0" distL="0" distR="0" wp14:anchorId="3FA574E7" wp14:editId="1CC15D1F">
+          <wp:inline distT="0" distB="0" distL="0" distR="0" wp14:anchorId="3FA574E7" wp14:editId="37738A5E">
             <wp:extent cx="5400040" cy="3980180"/>
             <wp:effectExtent l="0" t="0" r="0" b="0"/>
             <wp:docPr id="1953506445" name="Imagen 1" descr="Identidad corporativa - Universidad de Oviedo - uniovi.es"/>
@@ -209,7 +209,16 @@
         <w:jc w:val="both"/>
       </w:pPr>
       <w:r>
-        <w:t xml:space="preserve">El proyecto se gestionará siguiendo una adaptación del marco de trabajo ágil </w:t>
+        <w:t>El proyecto se gestionará siguiendo un</w:t>
+      </w:r>
+      <w:r>
+        <w:t xml:space="preserve"> enfoque </w:t>
+      </w:r>
+      <w:r>
+        <w:t>ágil</w:t>
+      </w:r>
+      <w:r>
+        <w:t xml:space="preserve"> basado en </w:t>
       </w:r>
       <w:r>
         <w:rPr>
@@ -307,15 +316,7 @@
         <w:pStyle w:val="ListaVietas"/>
       </w:pPr>
       <w:r>
-        <w:t xml:space="preserve">QA/Tester (pruebas, </w:t>
-      </w:r>
-      <w:proofErr w:type="spellStart"/>
-      <w:r>
-        <w:t>checklist</w:t>
-      </w:r>
-      <w:proofErr w:type="spellEnd"/>
-      <w:r>
-        <w:t xml:space="preserve"> de aceptación).</w:t>
+        <w:t>QA/Tester (pruebas, checklist de aceptación).</w:t>
       </w:r>
     </w:p>
     <w:p>
@@ -323,15 +324,7 @@
         <w:pStyle w:val="ListaVietas"/>
       </w:pPr>
       <w:r>
-        <w:t>DevOps/</w:t>
-      </w:r>
-      <w:proofErr w:type="spellStart"/>
-      <w:r>
-        <w:t>Release</w:t>
-      </w:r>
-      <w:proofErr w:type="spellEnd"/>
-      <w:r>
-        <w:t>.</w:t>
+        <w:t>DevOps/Release.</w:t>
       </w:r>
     </w:p>
     <w:p>
@@ -372,15 +365,7 @@
         <w:t>Se utilizará para la redacción de las Historias de Usuario, tareas técnicas y reporte de errores (bugs).</w:t>
       </w:r>
       <w:r>
-        <w:t xml:space="preserve"> Cada tarea se puede enlazar automáticamente con los </w:t>
-      </w:r>
-      <w:proofErr w:type="spellStart"/>
-      <w:r>
-        <w:t>commits</w:t>
-      </w:r>
-      <w:proofErr w:type="spellEnd"/>
-      <w:r>
-        <w:t xml:space="preserve"> y el código escrito para solucionarla.</w:t>
+        <w:t xml:space="preserve"> Cada tarea se puede enlazar automáticamente con los commits y el código escrito para solucionarla.</w:t>
       </w:r>
     </w:p>
     <w:p>
@@ -425,23 +410,7 @@
           <w:b/>
           <w:bCs/>
         </w:rPr>
-        <w:t xml:space="preserve">GitHub </w:t>
-      </w:r>
-      <w:proofErr w:type="spellStart"/>
-      <w:r>
-        <w:rPr>
-          <w:b/>
-          <w:bCs/>
-        </w:rPr>
-        <w:t>Milestones</w:t>
-      </w:r>
-      <w:proofErr w:type="spellEnd"/>
-      <w:r>
-        <w:rPr>
-          <w:b/>
-          <w:bCs/>
-        </w:rPr>
-        <w:t xml:space="preserve"> (Hitos):</w:t>
+        <w:t>GitHub Milestones (Hitos):</w:t>
       </w:r>
       <w:r>
         <w:rPr>
@@ -484,41 +453,13 @@
         <w:rPr>
           <w:b/>
         </w:rPr>
-        <w:t>GitHub Projects (</w:t>
-      </w:r>
-      <w:proofErr w:type="spellStart"/>
-      <w:r>
-        <w:rPr>
-          <w:b/>
-        </w:rPr>
-        <w:t>Roadmap</w:t>
-      </w:r>
-      <w:proofErr w:type="spellEnd"/>
-      <w:r>
-        <w:rPr>
-          <w:b/>
-        </w:rPr>
-        <w:t>/Timeline):</w:t>
+        <w:t>GitHub Projects (Roadmap/Timeline):</w:t>
       </w:r>
       <w:r>
         <w:rPr>
           <w:bCs/>
         </w:rPr>
-        <w:t xml:space="preserve"> cronograma de alto nivel por sprints (fechas inicio/fin) para visualizar épicas/hitos. Se usará como referencia viva del </w:t>
-      </w:r>
-      <w:proofErr w:type="spellStart"/>
-      <w:r>
-        <w:rPr>
-          <w:bCs/>
-        </w:rPr>
-        <w:t>planning</w:t>
-      </w:r>
-      <w:proofErr w:type="spellEnd"/>
-      <w:r>
-        <w:rPr>
-          <w:bCs/>
-        </w:rPr>
-        <w:t xml:space="preserve"> y como evidencia (captura/enlace) en las revisiones.</w:t>
+        <w:t xml:space="preserve"> cronograma de alto nivel por sprints (fechas inicio/fin) para visualizar épicas/hitos. Se usará como referencia viva del planning y como evidencia (captura/enlace) en las revisiones.</w:t>
       </w:r>
     </w:p>
     <w:p>
@@ -527,7 +468,16 @@
       </w:pPr>
       <w:r>
         <w:lastRenderedPageBreak/>
-        <w:t>3. Tablero Scrum en GitHub</w:t>
+        <w:t xml:space="preserve">3. Tablero </w:t>
+      </w:r>
+      <w:r>
+        <w:t>Kanban</w:t>
+      </w:r>
+      <w:r>
+        <w:t xml:space="preserve"> del proyecto</w:t>
+      </w:r>
+      <w:r>
+        <w:t xml:space="preserve"> en GitHub</w:t>
       </w:r>
     </w:p>
     <w:p>
@@ -574,16 +524,8 @@
         <w:rPr>
           <w:b/>
         </w:rPr>
-        <w:t xml:space="preserve">In </w:t>
-      </w:r>
-      <w:proofErr w:type="spellStart"/>
-      <w:r>
-        <w:rPr>
-          <w:b/>
-        </w:rPr>
-        <w:t>progress</w:t>
-      </w:r>
-      <w:proofErr w:type="spellEnd"/>
+        <w:t>In progress</w:t>
+      </w:r>
       <w:r>
         <w:t>: en desarrollo.</w:t>
       </w:r>
@@ -592,14 +534,12 @@
       <w:pPr>
         <w:pStyle w:val="ListaVietas"/>
       </w:pPr>
-      <w:proofErr w:type="spellStart"/>
       <w:r>
         <w:rPr>
           <w:b/>
         </w:rPr>
         <w:t>Blocked</w:t>
       </w:r>
-      <w:proofErr w:type="spellEnd"/>
       <w:r>
         <w:t>:</w:t>
       </w:r>
@@ -617,30 +557,14 @@
       <w:pPr>
         <w:pStyle w:val="ListaVietas"/>
       </w:pPr>
-      <w:proofErr w:type="spellStart"/>
       <w:r>
         <w:rPr>
           <w:b/>
         </w:rPr>
-        <w:t>Review</w:t>
-      </w:r>
-      <w:proofErr w:type="spellEnd"/>
-      <w:r>
-        <w:rPr>
-          <w:b/>
-        </w:rPr>
-        <w:t xml:space="preserve"> / QA</w:t>
-      </w:r>
-      <w:r>
-        <w:t xml:space="preserve">: revisión funcional y </w:t>
-      </w:r>
-      <w:proofErr w:type="spellStart"/>
-      <w:r>
-        <w:t>checklist</w:t>
-      </w:r>
-      <w:proofErr w:type="spellEnd"/>
-      <w:r>
-        <w:t>.</w:t>
+        <w:t>Review / QA</w:t>
+      </w:r>
+      <w:r>
+        <w:t>: revisión funcional y checklist.</w:t>
       </w:r>
     </w:p>
     <w:p>
@@ -687,21 +611,7 @@
         <w:rPr>
           <w:b/>
         </w:rPr>
-        <w:t xml:space="preserve">Sprint </w:t>
-      </w:r>
-      <w:proofErr w:type="spellStart"/>
-      <w:r>
-        <w:rPr>
-          <w:b/>
-        </w:rPr>
-        <w:t>Planning</w:t>
-      </w:r>
-      <w:proofErr w:type="spellEnd"/>
-      <w:r>
-        <w:rPr>
-          <w:b/>
-        </w:rPr>
-        <w:t>:</w:t>
+        <w:t>Sprint Planning:</w:t>
       </w:r>
       <w:r>
         <w:t xml:space="preserve"> </w:t>
@@ -1013,13 +923,8 @@
               <w:cnfStyle w:val="100000000000" w:firstRow="1" w:lastRow="0" w:firstColumn="0" w:lastColumn="0" w:oddVBand="0" w:evenVBand="0" w:oddHBand="0" w:evenHBand="0" w:firstRowFirstColumn="0" w:firstRowLastColumn="0" w:lastRowFirstColumn="0" w:lastRowLastColumn="0"/>
             </w:pPr>
             <w:r>
-              <w:t xml:space="preserve">Lunes de </w:t>
+              <w:t>Lunes de review</w:t>
             </w:r>
-            <w:proofErr w:type="spellStart"/>
-            <w:r>
-              <w:t>review</w:t>
-            </w:r>
-            <w:proofErr w:type="spellEnd"/>
           </w:p>
         </w:tc>
         <w:tc>
@@ -1649,15 +1554,7 @@
               <w:cnfStyle w:val="000000100000" w:firstRow="0" w:lastRow="0" w:firstColumn="0" w:lastColumn="0" w:oddVBand="0" w:evenVBand="0" w:oddHBand="1" w:evenHBand="0" w:firstRowFirstColumn="0" w:firstRowLastColumn="0" w:lastRowFirstColumn="0" w:lastRowLastColumn="0"/>
             </w:pPr>
             <w:r>
-              <w:t xml:space="preserve">Uso de la librería ligera </w:t>
-            </w:r>
-            <w:proofErr w:type="spellStart"/>
-            <w:r>
-              <w:t>KaTeX</w:t>
-            </w:r>
-            <w:proofErr w:type="spellEnd"/>
-            <w:r>
-              <w:t xml:space="preserve"> (ADR-0004) y limitación del alcance a un subconjunto matemático básico.</w:t>
+              <w:t>Uso de la librería ligera KaTeX (ADR-0004) y limitación del alcance a un subconjunto matemático básico.</w:t>
             </w:r>
           </w:p>
         </w:tc>
@@ -1772,15 +1669,7 @@
               <w:cnfStyle w:val="000000100000" w:firstRow="0" w:lastRow="0" w:firstColumn="0" w:lastColumn="0" w:oddVBand="0" w:evenVBand="0" w:oddHBand="1" w:evenHBand="0" w:firstRowFirstColumn="0" w:firstRowLastColumn="0" w:lastRowFirstColumn="0" w:lastRowLastColumn="0"/>
             </w:pPr>
             <w:r>
-              <w:t>Redactar de forma iterativa: documentar la arquitectura y decisiones (</w:t>
-            </w:r>
-            <w:proofErr w:type="spellStart"/>
-            <w:r>
-              <w:t>ADRs</w:t>
-            </w:r>
-            <w:proofErr w:type="spellEnd"/>
-            <w:r>
-              <w:t>) en paralelo al Sprint correspondiente.</w:t>
+              <w:t>Redactar de forma iterativa: documentar la arquitectura y decisiones (ADRs) en paralelo al Sprint correspondiente.</w:t>
             </w:r>
           </w:p>
         </w:tc>

--- a/docs/planing/Planning-v0.1.docx
+++ b/docs/planing/Planning-v0.1.docx
@@ -54,7 +54,7 @@
           <w:noProof/>
         </w:rPr>
         <w:drawing>
-          <wp:inline distT="0" distB="0" distL="0" distR="0" wp14:anchorId="3FA574E7" wp14:editId="37738A5E">
+          <wp:inline distT="0" distB="0" distL="0" distR="0" wp14:anchorId="3FA574E7" wp14:editId="023DDB9F">
             <wp:extent cx="5400040" cy="3980180"/>
             <wp:effectExtent l="0" t="0" r="0" b="0"/>
             <wp:docPr id="1953506445" name="Imagen 1" descr="Identidad corporativa - Universidad de Oviedo - uniovi.es"/>
@@ -316,7 +316,15 @@
         <w:pStyle w:val="ListaVietas"/>
       </w:pPr>
       <w:r>
-        <w:t>QA/Tester (pruebas, checklist de aceptación).</w:t>
+        <w:t xml:space="preserve">QA/Tester (pruebas, </w:t>
+      </w:r>
+      <w:proofErr w:type="spellStart"/>
+      <w:r>
+        <w:t>checklist</w:t>
+      </w:r>
+      <w:proofErr w:type="spellEnd"/>
+      <w:r>
+        <w:t xml:space="preserve"> de aceptación).</w:t>
       </w:r>
     </w:p>
     <w:p>
@@ -324,7 +332,15 @@
         <w:pStyle w:val="ListaVietas"/>
       </w:pPr>
       <w:r>
-        <w:t>DevOps/Release.</w:t>
+        <w:t>DevOps/</w:t>
+      </w:r>
+      <w:proofErr w:type="spellStart"/>
+      <w:r>
+        <w:t>Release</w:t>
+      </w:r>
+      <w:proofErr w:type="spellEnd"/>
+      <w:r>
+        <w:t>.</w:t>
       </w:r>
     </w:p>
     <w:p>
@@ -365,7 +381,15 @@
         <w:t>Se utilizará para la redacción de las Historias de Usuario, tareas técnicas y reporte de errores (bugs).</w:t>
       </w:r>
       <w:r>
-        <w:t xml:space="preserve"> Cada tarea se puede enlazar automáticamente con los commits y el código escrito para solucionarla.</w:t>
+        <w:t xml:space="preserve"> Cada tarea se puede enlazar automáticamente con los </w:t>
+      </w:r>
+      <w:proofErr w:type="spellStart"/>
+      <w:r>
+        <w:t>commits</w:t>
+      </w:r>
+      <w:proofErr w:type="spellEnd"/>
+      <w:r>
+        <w:t xml:space="preserve"> y el código escrito para solucionarla.</w:t>
       </w:r>
     </w:p>
     <w:p>
@@ -410,7 +434,23 @@
           <w:b/>
           <w:bCs/>
         </w:rPr>
-        <w:t>GitHub Milestones (Hitos):</w:t>
+        <w:t xml:space="preserve">GitHub </w:t>
+      </w:r>
+      <w:proofErr w:type="spellStart"/>
+      <w:r>
+        <w:rPr>
+          <w:b/>
+          <w:bCs/>
+        </w:rPr>
+        <w:t>Milestones</w:t>
+      </w:r>
+      <w:proofErr w:type="spellEnd"/>
+      <w:r>
+        <w:rPr>
+          <w:b/>
+          <w:bCs/>
+        </w:rPr>
+        <w:t xml:space="preserve"> (Hitos):</w:t>
       </w:r>
       <w:r>
         <w:rPr>
@@ -453,13 +493,41 @@
         <w:rPr>
           <w:b/>
         </w:rPr>
-        <w:t>GitHub Projects (Roadmap/Timeline):</w:t>
+        <w:t>GitHub Projects (</w:t>
+      </w:r>
+      <w:proofErr w:type="spellStart"/>
+      <w:r>
+        <w:rPr>
+          <w:b/>
+        </w:rPr>
+        <w:t>Roadmap</w:t>
+      </w:r>
+      <w:proofErr w:type="spellEnd"/>
+      <w:r>
+        <w:rPr>
+          <w:b/>
+        </w:rPr>
+        <w:t>/Timeline):</w:t>
       </w:r>
       <w:r>
         <w:rPr>
           <w:bCs/>
         </w:rPr>
-        <w:t xml:space="preserve"> cronograma de alto nivel por sprints (fechas inicio/fin) para visualizar épicas/hitos. Se usará como referencia viva del planning y como evidencia (captura/enlace) en las revisiones.</w:t>
+        <w:t xml:space="preserve"> cronograma de alto nivel por sprints (fechas inicio/fin) para visualizar épicas/hitos. Se usará como referencia viva del </w:t>
+      </w:r>
+      <w:proofErr w:type="spellStart"/>
+      <w:r>
+        <w:rPr>
+          <w:bCs/>
+        </w:rPr>
+        <w:t>planning</w:t>
+      </w:r>
+      <w:proofErr w:type="spellEnd"/>
+      <w:r>
+        <w:rPr>
+          <w:bCs/>
+        </w:rPr>
+        <w:t xml:space="preserve"> y como evidencia (captura/enlace) en las revisiones.</w:t>
       </w:r>
     </w:p>
     <w:p>
@@ -524,8 +592,16 @@
         <w:rPr>
           <w:b/>
         </w:rPr>
-        <w:t>In progress</w:t>
-      </w:r>
+        <w:t xml:space="preserve">In </w:t>
+      </w:r>
+      <w:proofErr w:type="spellStart"/>
+      <w:r>
+        <w:rPr>
+          <w:b/>
+        </w:rPr>
+        <w:t>progress</w:t>
+      </w:r>
+      <w:proofErr w:type="spellEnd"/>
       <w:r>
         <w:t>: en desarrollo.</w:t>
       </w:r>
@@ -534,12 +610,14 @@
       <w:pPr>
         <w:pStyle w:val="ListaVietas"/>
       </w:pPr>
+      <w:proofErr w:type="spellStart"/>
       <w:r>
         <w:rPr>
           <w:b/>
         </w:rPr>
         <w:t>Blocked</w:t>
       </w:r>
+      <w:proofErr w:type="spellEnd"/>
       <w:r>
         <w:t>:</w:t>
       </w:r>
@@ -557,14 +635,30 @@
       <w:pPr>
         <w:pStyle w:val="ListaVietas"/>
       </w:pPr>
+      <w:proofErr w:type="spellStart"/>
       <w:r>
         <w:rPr>
           <w:b/>
         </w:rPr>
-        <w:t>Review / QA</w:t>
-      </w:r>
-      <w:r>
-        <w:t>: revisión funcional y checklist.</w:t>
+        <w:t>Review</w:t>
+      </w:r>
+      <w:proofErr w:type="spellEnd"/>
+      <w:r>
+        <w:rPr>
+          <w:b/>
+        </w:rPr>
+        <w:t xml:space="preserve"> / QA</w:t>
+      </w:r>
+      <w:r>
+        <w:t xml:space="preserve">: revisión funcional y </w:t>
+      </w:r>
+      <w:proofErr w:type="spellStart"/>
+      <w:r>
+        <w:t>checklist</w:t>
+      </w:r>
+      <w:proofErr w:type="spellEnd"/>
+      <w:r>
+        <w:t>.</w:t>
       </w:r>
     </w:p>
     <w:p>
@@ -611,7 +705,21 @@
         <w:rPr>
           <w:b/>
         </w:rPr>
-        <w:t>Sprint Planning:</w:t>
+        <w:t xml:space="preserve">Sprint </w:t>
+      </w:r>
+      <w:proofErr w:type="spellStart"/>
+      <w:r>
+        <w:rPr>
+          <w:b/>
+        </w:rPr>
+        <w:t>Planning</w:t>
+      </w:r>
+      <w:proofErr w:type="spellEnd"/>
+      <w:r>
+        <w:rPr>
+          <w:b/>
+        </w:rPr>
+        <w:t>:</w:t>
       </w:r>
       <w:r>
         <w:t xml:space="preserve"> </w:t>
@@ -923,8 +1031,13 @@
               <w:cnfStyle w:val="100000000000" w:firstRow="1" w:lastRow="0" w:firstColumn="0" w:lastColumn="0" w:oddVBand="0" w:evenVBand="0" w:oddHBand="0" w:evenHBand="0" w:firstRowFirstColumn="0" w:firstRowLastColumn="0" w:lastRowFirstColumn="0" w:lastRowLastColumn="0"/>
             </w:pPr>
             <w:r>
-              <w:t>Lunes de review</w:t>
-            </w:r>
+              <w:t xml:space="preserve">Lunes de </w:t>
+            </w:r>
+            <w:proofErr w:type="spellStart"/>
+            <w:r>
+              <w:t>review</w:t>
+            </w:r>
+            <w:proofErr w:type="spellEnd"/>
           </w:p>
         </w:tc>
         <w:tc>
@@ -1554,7 +1667,15 @@
               <w:cnfStyle w:val="000000100000" w:firstRow="0" w:lastRow="0" w:firstColumn="0" w:lastColumn="0" w:oddVBand="0" w:evenVBand="0" w:oddHBand="1" w:evenHBand="0" w:firstRowFirstColumn="0" w:firstRowLastColumn="0" w:lastRowFirstColumn="0" w:lastRowLastColumn="0"/>
             </w:pPr>
             <w:r>
-              <w:t>Uso de la librería ligera KaTeX (ADR-0004) y limitación del alcance a un subconjunto matemático básico.</w:t>
+              <w:t xml:space="preserve">Uso de la librería ligera </w:t>
+            </w:r>
+            <w:proofErr w:type="spellStart"/>
+            <w:r>
+              <w:t>KaTeX</w:t>
+            </w:r>
+            <w:proofErr w:type="spellEnd"/>
+            <w:r>
+              <w:t xml:space="preserve"> (ADR-0004) y limitación del alcance a un subconjunto matemático básico.</w:t>
             </w:r>
           </w:p>
         </w:tc>
@@ -1669,7 +1790,15 @@
               <w:cnfStyle w:val="000000100000" w:firstRow="0" w:lastRow="0" w:firstColumn="0" w:lastColumn="0" w:oddVBand="0" w:evenVBand="0" w:oddHBand="1" w:evenHBand="0" w:firstRowFirstColumn="0" w:firstRowLastColumn="0" w:lastRowFirstColumn="0" w:lastRowLastColumn="0"/>
             </w:pPr>
             <w:r>
-              <w:t>Redactar de forma iterativa: documentar la arquitectura y decisiones (ADRs) en paralelo al Sprint correspondiente.</w:t>
+              <w:t>Redactar de forma iterativa: documentar la arquitectura y decisiones (</w:t>
+            </w:r>
+            <w:proofErr w:type="spellStart"/>
+            <w:r>
+              <w:t>ADRs</w:t>
+            </w:r>
+            <w:proofErr w:type="spellEnd"/>
+            <w:r>
+              <w:t>) en paralelo al Sprint correspondiente.</w:t>
             </w:r>
           </w:p>
         </w:tc>
